--- a/Cipher_Problem5_Project_Report.docx
+++ b/Cipher_Problem5_Project_Report.docx
@@ -811,7 +811,7 @@
               <w:rPr>
                 <w:sz w:val="19"/>
               </w:rPr>
-              <w:t>Early-warning capture</w:t>
+              <w:t>Queue maturation</w:t>
             </w:r>
           </w:p>
         </w:tc>
@@ -828,7 +828,7 @@
               <w:rPr>
                 <w:sz w:val="19"/>
               </w:rPr>
-              <w:t>100.0% of stock-out series</w:t>
+              <w:t>61.5% vs 11.56% random (5.32×)</w:t>
             </w:r>
           </w:p>
         </w:tc>
@@ -845,7 +845,7 @@
               <w:rPr>
                 <w:sz w:val="19"/>
               </w:rPr>
-              <w:t>578 of 578 series warned before their first stock-out week</w:t>
+              <w:t>Understock-side signals whose trajectories reach a real stock-out — the fair precision measure</w:t>
             </w:r>
           </w:p>
         </w:tc>
@@ -864,7 +864,7 @@
               <w:rPr>
                 <w:sz w:val="19"/>
               </w:rPr>
-              <w:t>Warning horizon</w:t>
+              <w:t>Ranking validation</w:t>
             </w:r>
           </w:p>
         </w:tc>
@@ -881,7 +881,7 @@
               <w:rPr>
                 <w:sz w:val="19"/>
               </w:rPr>
-              <w:t>median 22 weeks (p25: 12)</w:t>
+              <w:t>top-15 precision 80.0% (6.96× base)</w:t>
             </w:r>
           </w:p>
         </w:tc>
@@ -898,7 +898,7 @@
               <w:rPr>
                 <w:sz w:val="19"/>
               </w:rPr>
-              <w:t>94.5% of events allow ≥2 weeks of response</w:t>
+              <w:t>Week-1 breach episodes; maturation dose-response across coverage-deficit deciles is monotone</w:t>
             </w:r>
           </w:p>
         </w:tc>
@@ -917,7 +917,7 @@
               <w:rPr>
                 <w:sz w:val="19"/>
               </w:rPr>
-              <w:t>Post-hoc detections</w:t>
+              <w:t>CHI falsification</w:t>
             </w:r>
           </w:p>
         </w:tc>
@@ -934,7 +934,7 @@
               <w:rPr>
                 <w:sz w:val="19"/>
               </w:rPr>
-              <w:t>0</w:t>
+              <w:t>ρ = -0.512, p = 0.0244</w:t>
             </w:r>
           </w:p>
         </w:tc>
@@ -951,7 +951,7 @@
               <w:rPr>
                 <w:sz w:val="19"/>
               </w:rPr>
-              <w:t>Zero alerts raised after the fact</w:t>
+              <w:t>15 region/brand cuts; lower CHI predicts higher realized stock-out rates (one-sided permutation test)</w:t>
             </w:r>
           </w:p>
         </w:tc>
@@ -970,7 +970,7 @@
               <w:rPr>
                 <w:sz w:val="19"/>
               </w:rPr>
-              <w:t>Queue hit-rate</w:t>
+              <w:t>Early-warning capture</w:t>
             </w:r>
           </w:p>
         </w:tc>
@@ -987,7 +987,7 @@
               <w:rPr>
                 <w:sz w:val="19"/>
               </w:rPr>
-              <w:t>15.4% vs 11.56% random</w:t>
+              <w:t>100.0% (structural)</w:t>
             </w:r>
           </w:p>
         </w:tc>
@@ -1004,7 +1004,7 @@
               <w:rPr>
                 <w:sz w:val="19"/>
               </w:rPr>
-              <w:t>Understock-side signals maturing to stock-out without intervention</w:t>
+              <w:t>Disclosed: breach-before-stockout is guaranteed by construction — reported as a property, not an achievement</w:t>
             </w:r>
           </w:p>
         </w:tc>
@@ -1073,7 +1073,7 @@
           <w:i w:val="0"/>
           <w:sz w:val="21"/>
         </w:rPr>
-        <w:t>Statistical honesty is a design principle, not a caveat: the naive rule's 100% recall is an algebraic identity (a stock-out implies negative days-on-hand below any positive safety floor), so we report precision, capture and warning horizon instead — all computed from the input panel and shipped with their method notes attached.</w:t>
+        <w:t>Statistical honesty is a design principle, not a caveat: the naive rule's 100% recall is an algebraic identity — and so is any breach-before-stockout capture rate — so we label structural properties as structural and lead instead with falsifiable measurements: queue maturation, an out-of-sample ranking validation with a monotone dose-response, and a permutation-tested CHI-vs-stockout ordering. All are computed from the input panel and shipped with their method notes attached.</w:t>
       </w:r>
     </w:p>
     <w:p>
